--- a/идея на ВКР.docx
+++ b/идея на ВКР.docx
@@ -4797,6 +4797,67 @@
       <w:r>
         <w:t>Автоматически синхронизирует состояние: код приложения всегда раскатывается на актуальную инфраструктуру, а изменения инфраструктуры всегда тестируются на актуальном стабильном коде.</w:t>
       </w:r>
+    </w:p>
+    <w:p/>
+    <w:p>
+      <w:hyperlink r:id="rId5" w:history="1">
+        <w:r>
+          <w:rPr>
+            <w:rStyle w:val="ac"/>
+          </w:rPr>
+          <w:t>https://habr.com/ru/companies/bastion/articles/1041724/</w:t>
+        </w:r>
+      </w:hyperlink>
+    </w:p>
+    <w:p>
+      <w:hyperlink r:id="rId6" w:history="1">
+        <w:r>
+          <w:rPr>
+            <w:rStyle w:val="ac"/>
+          </w:rPr>
+          <w:t>https://share.google/ONODBRs8EREWUSxrA</w:t>
+        </w:r>
+      </w:hyperlink>
+    </w:p>
+    <w:p>
+      <w:hyperlink r:id="rId7" w:history="1">
+        <w:r>
+          <w:rPr>
+            <w:rStyle w:val="ac"/>
+          </w:rPr>
+          <w:t>https://habr.com/ru/companies/otus/articles/1022154/</w:t>
+        </w:r>
+      </w:hyperlink>
+    </w:p>
+    <w:p>
+      <w:hyperlink r:id="rId8" w:history="1">
+        <w:r>
+          <w:rPr>
+            <w:rStyle w:val="ac"/>
+          </w:rPr>
+          <w:t>https://habr.com/ru/articles/822707/</w:t>
+        </w:r>
+      </w:hyperlink>
+    </w:p>
+    <w:p>
+      <w:hyperlink r:id="rId9" w:history="1">
+        <w:r>
+          <w:rPr>
+            <w:rStyle w:val="ac"/>
+          </w:rPr>
+          <w:t>https://habr.com/ru/articles/964546/</w:t>
+        </w:r>
+      </w:hyperlink>
+    </w:p>
+    <w:p>
+      <w:hyperlink r:id="rId10" w:history="1">
+        <w:r>
+          <w:rPr>
+            <w:rStyle w:val="ac"/>
+          </w:rPr>
+          <w:t>https://habr.com/ru/companies/k2tech/articles/970058/</w:t>
+        </w:r>
+      </w:hyperlink>
     </w:p>
     <w:p/>
     <w:sectPr>
@@ -7531,6 +7592,7 @@
   <w:style w:type="character" w:default="1" w:styleId="a0">
     <w:name w:val="Default Paragraph Font"/>
     <w:uiPriority w:val="1"/>
+    <w:semiHidden/>
     <w:unhideWhenUsed/>
   </w:style>
   <w:style w:type="table" w:default="1" w:styleId="a1">
@@ -7844,6 +7906,29 @@
       <w:spacing w:val="5"/>
     </w:rPr>
   </w:style>
+  <w:style w:type="character" w:styleId="ac">
+    <w:name w:val="Hyperlink"/>
+    <w:basedOn w:val="a0"/>
+    <w:uiPriority w:val="99"/>
+    <w:unhideWhenUsed/>
+    <w:rsid w:val="00920B21"/>
+    <w:rPr>
+      <w:color w:val="0563C1" w:themeColor="hyperlink"/>
+      <w:u w:val="single"/>
+    </w:rPr>
+  </w:style>
+  <w:style w:type="character" w:styleId="ad">
+    <w:name w:val="Unresolved Mention"/>
+    <w:basedOn w:val="a0"/>
+    <w:uiPriority w:val="99"/>
+    <w:semiHidden/>
+    <w:unhideWhenUsed/>
+    <w:rsid w:val="00920B21"/>
+    <w:rPr>
+      <w:color w:val="605E5C"/>
+      <w:shd w:val="clear" w:color="auto" w:fill="E1DFDD"/>
+    </w:rPr>
+  </w:style>
 </w:styles>
 </file>
 
